--- a/EBT629E_Final_Project_Report.docx
+++ b/EBT629E_Final_Project_Report.docx
@@ -151,7 +151,7 @@
           <w:rFonts w:ascii="Calibri" w:hAnsi="Calibri"/>
           <w:sz w:val="22"/>
         </w:rPr>
-        <w:t>This report presents a comparative study of three time series forecasting models, ARIMA, Long Short-Term Memory (LSTM), and FB-Prophet, applied to household energy consumption data from the REFIT Smart Home dataset. We use 22 months of 8-second resolution measurements from House 2, aggregate them to daily mean power and apply a 7-day rolling smoother, then split the series temporally into 80 percent training and 20 percent testing. The ARIMA model is tuned through an ADF-based stationarity test and a grid search over (p, d, q) on the AIC criterion, then deployed under a rolling one-step-ahead protocol. The LSTM model uses a three-layer stacked recurrent architecture with dropout and is trained for up to 100 epochs with early stopping. Prophet is configured with weekly and yearly seasonality and runs in single multi-step mode. ARIMA reaches the best accuracy (R2 = 0.876, RMSE = 48.7 W), followed by LSTM (R2 = 0.193) and Prophet (R2 = 0.015). The wide gap between ARIMA and the other two models is attributable in part to the forecasting protocol: ARIMA and LSTM benefit from teacher forcing while Prophet must commit to a 122-day forecast at once. The results echo the conclusions of recent literature that classical statistical models stay competitive for short-horizon residential forecasting, while deep learning gains are conditional on data scale and matching evaluation protocols. The full code base, with fixed random seed and reproducible pipeline, is provided alongside this report.</w:t>
+        <w:t>This report presents a comparative study of four time series forecasting approaches, applied to household energy consumption data from the REFIT Smart Home dataset. We use 22 months of 8-second resolution measurements from three UK households (Houses 1, 2, and 5), aggregate them to daily mean power and apply a 7-day rolling smoother, then split each series temporally into 80 percent training and 20 percent testing. Alongside the three candidate models, ARIMA, Long Short-Term Memory (LSTM), and FB-Prophet, we include a persistence baseline (y_hat[t] = y[t-1]) as a sanity check. ARIMA is tuned through an ADF-based stationarity test and an AIC grid search, then run under a rolling one-step-ahead protocol; LSTM uses a three-layer stacked recurrent architecture; Prophet uses weekly and yearly seasonality in single multi-step mode. On House 2, ARIMA(2, 1, 2) reaches R2 = 0.876 and RMSE = 48.7 W, but a Diebold-Mariano test shows its edge over the persistence baseline (R2 = 0.873) is not statistically significant (p = 0.665). LSTM (R2 = 0.748) and Prophet (R2 = 0.015) lose significantly to persistence (p &lt; 0.001 in both cases). The same pattern holds on House 1 and House 5: ARIMA narrowly wins, but adds little over persistence, while LSTM and Prophet underperform the baseline. The headline lesson is that smoothed daily residential consumption is dominated by lag-1 autocorrelation, so a one-line rule captures almost all of the predictable structure. Heavier machinery is justified only when stronger exogenous inputs or finer-grained targets break that autocorrelation. The full code base, with fixed random seed and reproducible pipeline, is provided alongside this report.</w:t>
       </w:r>
     </w:p>
     <w:p>
@@ -777,7 +777,31 @@
           <w:rFonts w:ascii="Calibri" w:hAnsi="Calibri"/>
           <w:color w:val="003366"/>
         </w:rPr>
-        <w:t>3.5 Evaluation Metrics</w:t>
+        <w:t>3.5 Persistence Baseline</w:t>
+      </w:r>
+    </w:p>
+    <w:p>
+      <w:pPr>
+        <w:jc w:val="both"/>
+      </w:pPr>
+      <w:r>
+        <w:rPr>
+          <w:rFonts w:ascii="Calibri" w:hAnsi="Calibri"/>
+          <w:sz w:val="22"/>
+        </w:rPr>
+        <w:t>Before claiming that a complex model is useful, we must show that it beats the simplest possible alternative. We therefore include a persistence baseline that predicts the next day to equal the previous day's actual value (y_hat[t] = y[t-1]). This is the canonical sanity check for time series forecasting. Any model that cannot beat persistence has learned nothing beyond what a one-line rule already captures. Persistence runs under the same rolling protocol as ARIMA and LSTM: the previous actual day is always available when predicting the next.</w:t>
+      </w:r>
+    </w:p>
+    <w:p>
+      <w:pPr>
+        <w:pStyle w:val="Heading2"/>
+      </w:pPr>
+      <w:r>
+        <w:rPr>
+          <w:rFonts w:ascii="Calibri" w:hAnsi="Calibri"/>
+          <w:color w:val="003366"/>
+        </w:rPr>
+        <w:t>3.6 Evaluation Metrics</w:t>
       </w:r>
     </w:p>
     <w:p>
@@ -790,6 +814,30 @@
           <w:sz w:val="22"/>
         </w:rPr>
         <w:t>Predictive accuracy is measured with four complementary metrics. Mean Squared Error (MSE) and Root Mean Squared Error (RMSE) penalise large errors heavily and report in the original Watt units (RMSE only). Mean Absolute Error (MAE) is more robust to outliers and is also expressed in Watts. The coefficient of determination (R2) gives a unit-free measure of how much of the variance is explained, ranging from 1 (perfect) to negative values for models that perform worse than the mean baseline.</w:t>
+      </w:r>
+    </w:p>
+    <w:p>
+      <w:pPr>
+        <w:pStyle w:val="Heading2"/>
+      </w:pPr>
+      <w:r>
+        <w:rPr>
+          <w:rFonts w:ascii="Calibri" w:hAnsi="Calibri"/>
+          <w:color w:val="003366"/>
+        </w:rPr>
+        <w:t>3.7 Statistical Significance via Diebold-Mariano Test</w:t>
+      </w:r>
+    </w:p>
+    <w:p>
+      <w:pPr>
+        <w:jc w:val="both"/>
+      </w:pPr>
+      <w:r>
+        <w:rPr>
+          <w:rFonts w:ascii="Calibri" w:hAnsi="Calibri"/>
+          <w:sz w:val="22"/>
+        </w:rPr>
+        <w:t>Point estimates of RMSE or R2 can hide whether one model is genuinely better than another. We use the Diebold-Mariano (DM) test of equal predictive accuracy with the Harvey-Leybourne-Newbold small-sample correction. The null hypothesis is that two competing models have the same expected squared-error loss; a negative DM statistic favours the first model, positive the second. We report two-sided p-values for all pairwise comparisons of interest.</w:t>
       </w:r>
     </w:p>
     <w:p>
@@ -920,7 +968,7 @@
           <w:rFonts w:ascii="Calibri" w:hAnsi="Calibri"/>
           <w:sz w:val="22"/>
         </w:rPr>
-        <w:t>Table 1 reports the test-set metrics for all three models. ARIMA is the clear winner across all four metrics, with an R2 of 0.876, roughly four times that of LSTM and sixty times that of Prophet. The RMSE gap is even more striking: ARIMA at 48.7 W versus 124.2 W for LSTM and 137.3 W for Prophet.</w:t>
+        <w:t>Table 1 reports the test-set metrics for the persistence baseline and the three models on House 2. The headline result is that ARIMA(2, 1, 2) is the winner with R2 = 0.876, but its edge over the trivial persistence baseline (R2 = 0.873) is razor-thin. LSTM (R2 = 0.748) and FB-Prophet (R2 = 0.015) both fall meaningfully below persistence. The implication, which we examine in detail in Section 5.5 with the Diebold-Mariano test, is that the lag-1 autocorrelation in daily residential energy is doing almost all of the predictive work; ARIMA captures it more cleanly, while LSTM and Prophet fail to recover it.</w:t>
       </w:r>
     </w:p>
     <w:p>
@@ -934,7 +982,7 @@
           <w:b/>
           <w:sz w:val="18"/>
         </w:rPr>
-        <w:t>Table 1. Test set performance of the three models on House 2 daily forecasts.</w:t>
+        <w:t>Table 1. Test set performance on House 2 daily forecasts, including the persistence baseline (y_hat[t] = y[t-1]).</w:t>
       </w:r>
     </w:p>
     <w:tbl>
@@ -1057,6 +1105,93 @@
                 <w:rFonts w:ascii="Calibri" w:hAnsi="Calibri"/>
                 <w:sz w:val="20"/>
               </w:rPr>
+              <w:t>Persistence</w:t>
+            </w:r>
+          </w:p>
+        </w:tc>
+        <w:tc>
+          <w:tcPr>
+            <w:tcW w:type="dxa" w:w="1904"/>
+          </w:tcPr>
+          <w:p>
+            <w:pPr>
+              <w:jc w:val="center"/>
+            </w:pPr>
+            <w:r>
+              <w:rPr>
+                <w:rFonts w:ascii="Calibri" w:hAnsi="Calibri"/>
+                <w:sz w:val="20"/>
+              </w:rPr>
+              <w:t>2,426.76</w:t>
+            </w:r>
+          </w:p>
+        </w:tc>
+        <w:tc>
+          <w:tcPr>
+            <w:tcW w:type="dxa" w:w="1904"/>
+          </w:tcPr>
+          <w:p>
+            <w:pPr>
+              <w:jc w:val="center"/>
+            </w:pPr>
+            <w:r>
+              <w:rPr>
+                <w:rFonts w:ascii="Calibri" w:hAnsi="Calibri"/>
+                <w:sz w:val="20"/>
+              </w:rPr>
+              <w:t>49.26</w:t>
+            </w:r>
+          </w:p>
+        </w:tc>
+        <w:tc>
+          <w:tcPr>
+            <w:tcW w:type="dxa" w:w="1904"/>
+          </w:tcPr>
+          <w:p>
+            <w:pPr>
+              <w:jc w:val="center"/>
+            </w:pPr>
+            <w:r>
+              <w:rPr>
+                <w:rFonts w:ascii="Calibri" w:hAnsi="Calibri"/>
+                <w:sz w:val="20"/>
+              </w:rPr>
+              <w:t>33.51</w:t>
+            </w:r>
+          </w:p>
+        </w:tc>
+        <w:tc>
+          <w:tcPr>
+            <w:tcW w:type="dxa" w:w="1904"/>
+          </w:tcPr>
+          <w:p>
+            <w:pPr>
+              <w:jc w:val="center"/>
+            </w:pPr>
+            <w:r>
+              <w:rPr>
+                <w:rFonts w:ascii="Calibri" w:hAnsi="Calibri"/>
+                <w:sz w:val="20"/>
+              </w:rPr>
+              <w:t>0.873</w:t>
+            </w:r>
+          </w:p>
+        </w:tc>
+      </w:tr>
+      <w:tr>
+        <w:tc>
+          <w:tcPr>
+            <w:tcW w:type="dxa" w:w="1904"/>
+          </w:tcPr>
+          <w:p>
+            <w:pPr>
+              <w:jc w:val="center"/>
+            </w:pPr>
+            <w:r>
+              <w:rPr>
+                <w:rFonts w:ascii="Calibri" w:hAnsi="Calibri"/>
+                <w:sz w:val="20"/>
+              </w:rPr>
               <w:t>ARIMA(2,1,2)</w:t>
             </w:r>
           </w:p>
@@ -1161,7 +1296,7 @@
                 <w:rFonts w:ascii="Calibri" w:hAnsi="Calibri"/>
                 <w:sz w:val="20"/>
               </w:rPr>
-              <w:t>15,436.04</w:t>
+              <w:t>4,821.35</w:t>
             </w:r>
           </w:p>
         </w:tc>
@@ -1178,7 +1313,7 @@
                 <w:rFonts w:ascii="Calibri" w:hAnsi="Calibri"/>
                 <w:sz w:val="20"/>
               </w:rPr>
-              <w:t>124.24</w:t>
+              <w:t>69.44</w:t>
             </w:r>
           </w:p>
         </w:tc>
@@ -1195,7 +1330,7 @@
                 <w:rFonts w:ascii="Calibri" w:hAnsi="Calibri"/>
                 <w:sz w:val="20"/>
               </w:rPr>
-              <w:t>93.59</w:t>
+              <w:t>52.25</w:t>
             </w:r>
           </w:p>
         </w:tc>
@@ -1212,7 +1347,7 @@
                 <w:rFonts w:ascii="Calibri" w:hAnsi="Calibri"/>
                 <w:sz w:val="20"/>
               </w:rPr>
-              <w:t>0.193</w:t>
+              <w:t>0.748</w:t>
             </w:r>
           </w:p>
         </w:tc>
@@ -1667,6 +1802,1126 @@
     </w:p>
     <w:p>
       <w:pPr>
+        <w:pStyle w:val="Heading2"/>
+      </w:pPr>
+      <w:r>
+        <w:rPr>
+          <w:rFonts w:ascii="Calibri" w:hAnsi="Calibri"/>
+          <w:color w:val="003366"/>
+        </w:rPr>
+        <w:t>5.5 Statistical Significance: Diebold-Mariano Test</w:t>
+      </w:r>
+    </w:p>
+    <w:p>
+      <w:pPr>
+        <w:jc w:val="both"/>
+      </w:pPr>
+      <w:r>
+        <w:rPr>
+          <w:rFonts w:ascii="Calibri" w:hAnsi="Calibri"/>
+          <w:sz w:val="22"/>
+        </w:rPr>
+        <w:t>The pairwise Diebold-Mariano test on House 2 returns the values in Table 2. Three findings are worth flagging. First, ARIMA's apparent win over Persistence is not statistically significant at any conventional level (p = 0.665). The two models produce essentially indistinguishable forecasts on this test set. Second, both LSTM and Prophet are significantly worse than Persistence (p &lt; 0.001 in both cases): adding model complexity actively harms accuracy here. Third, ARIMA does significantly beat LSTM and Prophet (p &lt; 0.001 for both), so it is a reasonable choice when the alternatives are LSTM or Prophet, but a one-line lag-1 rule is just as good.</w:t>
+      </w:r>
+    </w:p>
+    <w:p>
+      <w:pPr>
+        <w:spacing w:after="40"/>
+        <w:jc w:val="center"/>
+      </w:pPr>
+      <w:r>
+        <w:rPr>
+          <w:rFonts w:ascii="Calibri" w:hAnsi="Calibri"/>
+          <w:b/>
+          <w:sz w:val="18"/>
+        </w:rPr>
+        <w:t>Table 2. Diebold-Mariano test results on House 2 with the Harvey-Leybourne-Newbold small-sample correction. n = 123 test days, two-sided p-values.</w:t>
+      </w:r>
+    </w:p>
+    <w:tbl>
+      <w:tblPr>
+        <w:tblStyle w:val="LightGrid-Accent1"/>
+        <w:tblW w:type="auto" w:w="0"/>
+        <w:jc w:val="center"/>
+        <w:tblLook w:firstColumn="1" w:firstRow="1" w:lastColumn="0" w:lastRow="0" w:noHBand="0" w:noVBand="1" w:val="04A0"/>
+      </w:tblPr>
+      <w:tblGrid>
+        <w:gridCol w:w="2379"/>
+        <w:gridCol w:w="2379"/>
+        <w:gridCol w:w="2379"/>
+        <w:gridCol w:w="2379"/>
+      </w:tblGrid>
+      <w:tr>
+        <w:tc>
+          <w:tcPr>
+            <w:tcW w:type="dxa" w:w="2379"/>
+          </w:tcPr>
+          <w:p>
+            <w:pPr>
+              <w:jc w:val="center"/>
+            </w:pPr>
+            <w:r>
+              <w:rPr>
+                <w:rFonts w:ascii="Calibri" w:hAnsi="Calibri"/>
+                <w:b/>
+                <w:sz w:val="20"/>
+              </w:rPr>
+              <w:t>Comparison (Model 1 vs Model 2)</w:t>
+            </w:r>
+          </w:p>
+        </w:tc>
+        <w:tc>
+          <w:tcPr>
+            <w:tcW w:type="dxa" w:w="2379"/>
+          </w:tcPr>
+          <w:p>
+            <w:pPr>
+              <w:jc w:val="center"/>
+            </w:pPr>
+            <w:r>
+              <w:rPr>
+                <w:rFonts w:ascii="Calibri" w:hAnsi="Calibri"/>
+                <w:b/>
+                <w:sz w:val="20"/>
+              </w:rPr>
+              <w:t>DM Statistic</w:t>
+            </w:r>
+          </w:p>
+        </w:tc>
+        <w:tc>
+          <w:tcPr>
+            <w:tcW w:type="dxa" w:w="2379"/>
+          </w:tcPr>
+          <w:p>
+            <w:pPr>
+              <w:jc w:val="center"/>
+            </w:pPr>
+            <w:r>
+              <w:rPr>
+                <w:rFonts w:ascii="Calibri" w:hAnsi="Calibri"/>
+                <w:b/>
+                <w:sz w:val="20"/>
+              </w:rPr>
+              <w:t>p-value</w:t>
+            </w:r>
+          </w:p>
+        </w:tc>
+        <w:tc>
+          <w:tcPr>
+            <w:tcW w:type="dxa" w:w="2379"/>
+          </w:tcPr>
+          <w:p>
+            <w:pPr>
+              <w:jc w:val="center"/>
+            </w:pPr>
+            <w:r>
+              <w:rPr>
+                <w:rFonts w:ascii="Calibri" w:hAnsi="Calibri"/>
+                <w:b/>
+                <w:sz w:val="20"/>
+              </w:rPr>
+              <w:t>Conclusion</w:t>
+            </w:r>
+          </w:p>
+        </w:tc>
+      </w:tr>
+      <w:tr>
+        <w:tc>
+          <w:tcPr>
+            <w:tcW w:type="dxa" w:w="2379"/>
+          </w:tcPr>
+          <w:p>
+            <w:pPr>
+              <w:jc w:val="center"/>
+            </w:pPr>
+            <w:r>
+              <w:rPr>
+                <w:rFonts w:ascii="Calibri" w:hAnsi="Calibri"/>
+                <w:sz w:val="20"/>
+              </w:rPr>
+              <w:t>ARIMA vs Persistence</w:t>
+            </w:r>
+          </w:p>
+        </w:tc>
+        <w:tc>
+          <w:tcPr>
+            <w:tcW w:type="dxa" w:w="2379"/>
+          </w:tcPr>
+          <w:p>
+            <w:pPr>
+              <w:jc w:val="center"/>
+            </w:pPr>
+            <w:r>
+              <w:rPr>
+                <w:rFonts w:ascii="Calibri" w:hAnsi="Calibri"/>
+                <w:sz w:val="20"/>
+              </w:rPr>
+              <w:t>-0.433</w:t>
+            </w:r>
+          </w:p>
+        </w:tc>
+        <w:tc>
+          <w:tcPr>
+            <w:tcW w:type="dxa" w:w="2379"/>
+          </w:tcPr>
+          <w:p>
+            <w:pPr>
+              <w:jc w:val="center"/>
+            </w:pPr>
+            <w:r>
+              <w:rPr>
+                <w:rFonts w:ascii="Calibri" w:hAnsi="Calibri"/>
+                <w:sz w:val="20"/>
+              </w:rPr>
+              <w:t>0.665</w:t>
+            </w:r>
+          </w:p>
+        </w:tc>
+        <w:tc>
+          <w:tcPr>
+            <w:tcW w:type="dxa" w:w="2379"/>
+          </w:tcPr>
+          <w:p>
+            <w:pPr>
+              <w:jc w:val="center"/>
+            </w:pPr>
+            <w:r>
+              <w:rPr>
+                <w:rFonts w:ascii="Calibri" w:hAnsi="Calibri"/>
+                <w:sz w:val="20"/>
+              </w:rPr>
+              <w:t>No significant difference</w:t>
+            </w:r>
+          </w:p>
+        </w:tc>
+      </w:tr>
+      <w:tr>
+        <w:tc>
+          <w:tcPr>
+            <w:tcW w:type="dxa" w:w="2379"/>
+          </w:tcPr>
+          <w:p>
+            <w:pPr>
+              <w:jc w:val="center"/>
+            </w:pPr>
+            <w:r>
+              <w:rPr>
+                <w:rFonts w:ascii="Calibri" w:hAnsi="Calibri"/>
+                <w:sz w:val="20"/>
+              </w:rPr>
+              <w:t>LSTM vs Persistence</w:t>
+            </w:r>
+          </w:p>
+        </w:tc>
+        <w:tc>
+          <w:tcPr>
+            <w:tcW w:type="dxa" w:w="2379"/>
+          </w:tcPr>
+          <w:p>
+            <w:pPr>
+              <w:jc w:val="center"/>
+            </w:pPr>
+            <w:r>
+              <w:rPr>
+                <w:rFonts w:ascii="Calibri" w:hAnsi="Calibri"/>
+                <w:sz w:val="20"/>
+              </w:rPr>
+              <w:t>+3.936</w:t>
+            </w:r>
+          </w:p>
+        </w:tc>
+        <w:tc>
+          <w:tcPr>
+            <w:tcW w:type="dxa" w:w="2379"/>
+          </w:tcPr>
+          <w:p>
+            <w:pPr>
+              <w:jc w:val="center"/>
+            </w:pPr>
+            <w:r>
+              <w:rPr>
+                <w:rFonts w:ascii="Calibri" w:hAnsi="Calibri"/>
+                <w:sz w:val="20"/>
+              </w:rPr>
+              <w:t>&lt; 0.001</w:t>
+            </w:r>
+          </w:p>
+        </w:tc>
+        <w:tc>
+          <w:tcPr>
+            <w:tcW w:type="dxa" w:w="2379"/>
+          </w:tcPr>
+          <w:p>
+            <w:pPr>
+              <w:jc w:val="center"/>
+            </w:pPr>
+            <w:r>
+              <w:rPr>
+                <w:rFonts w:ascii="Calibri" w:hAnsi="Calibri"/>
+                <w:sz w:val="20"/>
+              </w:rPr>
+              <w:t>Persistence significantly better</w:t>
+            </w:r>
+          </w:p>
+        </w:tc>
+      </w:tr>
+      <w:tr>
+        <w:tc>
+          <w:tcPr>
+            <w:tcW w:type="dxa" w:w="2379"/>
+          </w:tcPr>
+          <w:p>
+            <w:pPr>
+              <w:jc w:val="center"/>
+            </w:pPr>
+            <w:r>
+              <w:rPr>
+                <w:rFonts w:ascii="Calibri" w:hAnsi="Calibri"/>
+                <w:sz w:val="20"/>
+              </w:rPr>
+              <w:t>Prophet vs Persistence</w:t>
+            </w:r>
+          </w:p>
+        </w:tc>
+        <w:tc>
+          <w:tcPr>
+            <w:tcW w:type="dxa" w:w="2379"/>
+          </w:tcPr>
+          <w:p>
+            <w:pPr>
+              <w:jc w:val="center"/>
+            </w:pPr>
+            <w:r>
+              <w:rPr>
+                <w:rFonts w:ascii="Calibri" w:hAnsi="Calibri"/>
+                <w:sz w:val="20"/>
+              </w:rPr>
+              <w:t>+7.949</w:t>
+            </w:r>
+          </w:p>
+        </w:tc>
+        <w:tc>
+          <w:tcPr>
+            <w:tcW w:type="dxa" w:w="2379"/>
+          </w:tcPr>
+          <w:p>
+            <w:pPr>
+              <w:jc w:val="center"/>
+            </w:pPr>
+            <w:r>
+              <w:rPr>
+                <w:rFonts w:ascii="Calibri" w:hAnsi="Calibri"/>
+                <w:sz w:val="20"/>
+              </w:rPr>
+              <w:t>&lt; 0.001</w:t>
+            </w:r>
+          </w:p>
+        </w:tc>
+        <w:tc>
+          <w:tcPr>
+            <w:tcW w:type="dxa" w:w="2379"/>
+          </w:tcPr>
+          <w:p>
+            <w:pPr>
+              <w:jc w:val="center"/>
+            </w:pPr>
+            <w:r>
+              <w:rPr>
+                <w:rFonts w:ascii="Calibri" w:hAnsi="Calibri"/>
+                <w:sz w:val="20"/>
+              </w:rPr>
+              <w:t>Persistence significantly better</w:t>
+            </w:r>
+          </w:p>
+        </w:tc>
+      </w:tr>
+      <w:tr>
+        <w:tc>
+          <w:tcPr>
+            <w:tcW w:type="dxa" w:w="2379"/>
+          </w:tcPr>
+          <w:p>
+            <w:pPr>
+              <w:jc w:val="center"/>
+            </w:pPr>
+            <w:r>
+              <w:rPr>
+                <w:rFonts w:ascii="Calibri" w:hAnsi="Calibri"/>
+                <w:sz w:val="20"/>
+              </w:rPr>
+              <w:t>ARIMA vs LSTM</w:t>
+            </w:r>
+          </w:p>
+        </w:tc>
+        <w:tc>
+          <w:tcPr>
+            <w:tcW w:type="dxa" w:w="2379"/>
+          </w:tcPr>
+          <w:p>
+            <w:pPr>
+              <w:jc w:val="center"/>
+            </w:pPr>
+            <w:r>
+              <w:rPr>
+                <w:rFonts w:ascii="Calibri" w:hAnsi="Calibri"/>
+                <w:sz w:val="20"/>
+              </w:rPr>
+              <w:t>-3.765</w:t>
+            </w:r>
+          </w:p>
+        </w:tc>
+        <w:tc>
+          <w:tcPr>
+            <w:tcW w:type="dxa" w:w="2379"/>
+          </w:tcPr>
+          <w:p>
+            <w:pPr>
+              <w:jc w:val="center"/>
+            </w:pPr>
+            <w:r>
+              <w:rPr>
+                <w:rFonts w:ascii="Calibri" w:hAnsi="Calibri"/>
+                <w:sz w:val="20"/>
+              </w:rPr>
+              <w:t>&lt; 0.001</w:t>
+            </w:r>
+          </w:p>
+        </w:tc>
+        <w:tc>
+          <w:tcPr>
+            <w:tcW w:type="dxa" w:w="2379"/>
+          </w:tcPr>
+          <w:p>
+            <w:pPr>
+              <w:jc w:val="center"/>
+            </w:pPr>
+            <w:r>
+              <w:rPr>
+                <w:rFonts w:ascii="Calibri" w:hAnsi="Calibri"/>
+                <w:sz w:val="20"/>
+              </w:rPr>
+              <w:t>ARIMA significantly better</w:t>
+            </w:r>
+          </w:p>
+        </w:tc>
+      </w:tr>
+      <w:tr>
+        <w:tc>
+          <w:tcPr>
+            <w:tcW w:type="dxa" w:w="2379"/>
+          </w:tcPr>
+          <w:p>
+            <w:pPr>
+              <w:jc w:val="center"/>
+            </w:pPr>
+            <w:r>
+              <w:rPr>
+                <w:rFonts w:ascii="Calibri" w:hAnsi="Calibri"/>
+                <w:sz w:val="20"/>
+              </w:rPr>
+              <w:t>ARIMA vs Prophet</w:t>
+            </w:r>
+          </w:p>
+        </w:tc>
+        <w:tc>
+          <w:tcPr>
+            <w:tcW w:type="dxa" w:w="2379"/>
+          </w:tcPr>
+          <w:p>
+            <w:pPr>
+              <w:jc w:val="center"/>
+            </w:pPr>
+            <w:r>
+              <w:rPr>
+                <w:rFonts w:ascii="Calibri" w:hAnsi="Calibri"/>
+                <w:sz w:val="20"/>
+              </w:rPr>
+              <w:t>-7.957</w:t>
+            </w:r>
+          </w:p>
+        </w:tc>
+        <w:tc>
+          <w:tcPr>
+            <w:tcW w:type="dxa" w:w="2379"/>
+          </w:tcPr>
+          <w:p>
+            <w:pPr>
+              <w:jc w:val="center"/>
+            </w:pPr>
+            <w:r>
+              <w:rPr>
+                <w:rFonts w:ascii="Calibri" w:hAnsi="Calibri"/>
+                <w:sz w:val="20"/>
+              </w:rPr>
+              <w:t>&lt; 0.001</w:t>
+            </w:r>
+          </w:p>
+        </w:tc>
+        <w:tc>
+          <w:tcPr>
+            <w:tcW w:type="dxa" w:w="2379"/>
+          </w:tcPr>
+          <w:p>
+            <w:pPr>
+              <w:jc w:val="center"/>
+            </w:pPr>
+            <w:r>
+              <w:rPr>
+                <w:rFonts w:ascii="Calibri" w:hAnsi="Calibri"/>
+                <w:sz w:val="20"/>
+              </w:rPr>
+              <w:t>ARIMA significantly better</w:t>
+            </w:r>
+          </w:p>
+        </w:tc>
+      </w:tr>
+    </w:tbl>
+    <w:p/>
+    <w:p>
+      <w:pPr>
+        <w:spacing w:after="60"/>
+        <w:jc w:val="center"/>
+      </w:pPr>
+      <w:r>
+        <w:drawing>
+          <wp:inline xmlns:a="http://schemas.openxmlformats.org/drawingml/2006/main" xmlns:pic="http://schemas.openxmlformats.org/drawingml/2006/picture">
+            <wp:extent cx="5486400" cy="2466024"/>
+            <wp:docPr id="11" name="Picture 11"/>
+            <wp:cNvGraphicFramePr>
+              <a:graphicFrameLocks noChangeAspect="1"/>
+            </wp:cNvGraphicFramePr>
+            <a:graphic>
+              <a:graphicData uri="http://schemas.openxmlformats.org/drawingml/2006/picture">
+                <pic:pic>
+                  <pic:nvPicPr>
+                    <pic:cNvPr id="0" name="dm_test_plot.png"/>
+                    <pic:cNvPicPr/>
+                  </pic:nvPicPr>
+                  <pic:blipFill>
+                    <a:blip r:embed="rId19"/>
+                    <a:stretch>
+                      <a:fillRect/>
+                    </a:stretch>
+                  </pic:blipFill>
+                  <pic:spPr>
+                    <a:xfrm>
+                      <a:off x="0" y="0"/>
+                      <a:ext cx="5486400" cy="2466024"/>
+                    </a:xfrm>
+                    <a:prstGeom prst="rect"/>
+                  </pic:spPr>
+                </pic:pic>
+              </a:graphicData>
+            </a:graphic>
+          </wp:inline>
+        </w:drawing>
+      </w:r>
+    </w:p>
+    <w:p>
+      <w:pPr>
+        <w:spacing w:after="200"/>
+        <w:jc w:val="center"/>
+      </w:pPr>
+      <w:r>
+        <w:rPr>
+          <w:rFonts w:ascii="Calibri" w:hAnsi="Calibri"/>
+          <w:b/>
+          <w:sz w:val="18"/>
+        </w:rPr>
+        <w:t>Figure 11. Diebold-Mariano statistics for House 2. Green bars are significant at the 5 percent level (|DM| &gt; 1.96); grey bars are not. The ARIMA versus Persistence comparison is the only non-significant pair.</w:t>
+      </w:r>
+    </w:p>
+    <w:p>
+      <w:pPr>
+        <w:pStyle w:val="Heading2"/>
+      </w:pPr>
+      <w:r>
+        <w:rPr>
+          <w:rFonts w:ascii="Calibri" w:hAnsi="Calibri"/>
+          <w:color w:val="003366"/>
+        </w:rPr>
+        <w:t>5.6 Cross-House Validation</w:t>
+      </w:r>
+    </w:p>
+    <w:p>
+      <w:pPr>
+        <w:jc w:val="both"/>
+      </w:pPr>
+      <w:r>
+        <w:rPr>
+          <w:rFonts w:ascii="Calibri" w:hAnsi="Calibri"/>
+          <w:sz w:val="22"/>
+        </w:rPr>
+        <w:t>To check that the House 2 ranking is not an artefact of one household, we repeated the entire pipeline on House 1 and House 5. These two homes have different occupancies and appliance mixes (House 1 has freezers and a tumble dryer dominating the load, House 5 has a much higher mean daily power), so any ranking that survives across all three is unlikely to be a fluke. Table 3 reports the per-house R2 values.</w:t>
+      </w:r>
+    </w:p>
+    <w:p>
+      <w:pPr>
+        <w:spacing w:after="40"/>
+        <w:jc w:val="center"/>
+      </w:pPr>
+      <w:r>
+        <w:rPr>
+          <w:rFonts w:ascii="Calibri" w:hAnsi="Calibri"/>
+          <w:b/>
+          <w:sz w:val="18"/>
+        </w:rPr>
+        <w:t>Table 3. R2 of each model across three REFIT households. Persistence is the trivial baseline; ARIMA wins narrowly on every house, while LSTM and Prophet underperform persistence consistently.</w:t>
+      </w:r>
+    </w:p>
+    <w:tbl>
+      <w:tblPr>
+        <w:tblStyle w:val="LightGrid-Accent1"/>
+        <w:tblW w:type="auto" w:w="0"/>
+        <w:jc w:val="center"/>
+        <w:tblLook w:firstColumn="1" w:firstRow="1" w:lastColumn="0" w:lastRow="0" w:noHBand="0" w:noVBand="1" w:val="04A0"/>
+      </w:tblPr>
+      <w:tblGrid>
+        <w:gridCol w:w="1904"/>
+        <w:gridCol w:w="1904"/>
+        <w:gridCol w:w="1904"/>
+        <w:gridCol w:w="1904"/>
+        <w:gridCol w:w="1904"/>
+      </w:tblGrid>
+      <w:tr>
+        <w:tc>
+          <w:tcPr>
+            <w:tcW w:type="dxa" w:w="1904"/>
+          </w:tcPr>
+          <w:p>
+            <w:pPr>
+              <w:jc w:val="center"/>
+            </w:pPr>
+            <w:r>
+              <w:rPr>
+                <w:rFonts w:ascii="Calibri" w:hAnsi="Calibri"/>
+                <w:b/>
+                <w:sz w:val="20"/>
+              </w:rPr>
+              <w:t>Model</w:t>
+            </w:r>
+          </w:p>
+        </w:tc>
+        <w:tc>
+          <w:tcPr>
+            <w:tcW w:type="dxa" w:w="1904"/>
+          </w:tcPr>
+          <w:p>
+            <w:pPr>
+              <w:jc w:val="center"/>
+            </w:pPr>
+            <w:r>
+              <w:rPr>
+                <w:rFonts w:ascii="Calibri" w:hAnsi="Calibri"/>
+                <w:b/>
+                <w:sz w:val="20"/>
+              </w:rPr>
+              <w:t>House 1</w:t>
+            </w:r>
+          </w:p>
+        </w:tc>
+        <w:tc>
+          <w:tcPr>
+            <w:tcW w:type="dxa" w:w="1904"/>
+          </w:tcPr>
+          <w:p>
+            <w:pPr>
+              <w:jc w:val="center"/>
+            </w:pPr>
+            <w:r>
+              <w:rPr>
+                <w:rFonts w:ascii="Calibri" w:hAnsi="Calibri"/>
+                <w:b/>
+                <w:sz w:val="20"/>
+              </w:rPr>
+              <w:t>House 2</w:t>
+            </w:r>
+          </w:p>
+        </w:tc>
+        <w:tc>
+          <w:tcPr>
+            <w:tcW w:type="dxa" w:w="1904"/>
+          </w:tcPr>
+          <w:p>
+            <w:pPr>
+              <w:jc w:val="center"/>
+            </w:pPr>
+            <w:r>
+              <w:rPr>
+                <w:rFonts w:ascii="Calibri" w:hAnsi="Calibri"/>
+                <w:b/>
+                <w:sz w:val="20"/>
+              </w:rPr>
+              <w:t>House 5</w:t>
+            </w:r>
+          </w:p>
+        </w:tc>
+        <w:tc>
+          <w:tcPr>
+            <w:tcW w:type="dxa" w:w="1904"/>
+          </w:tcPr>
+          <w:p>
+            <w:pPr>
+              <w:jc w:val="center"/>
+            </w:pPr>
+            <w:r>
+              <w:rPr>
+                <w:rFonts w:ascii="Calibri" w:hAnsi="Calibri"/>
+                <w:b/>
+                <w:sz w:val="20"/>
+              </w:rPr>
+              <w:t>Verdict</w:t>
+            </w:r>
+          </w:p>
+        </w:tc>
+      </w:tr>
+      <w:tr>
+        <w:tc>
+          <w:tcPr>
+            <w:tcW w:type="dxa" w:w="1904"/>
+          </w:tcPr>
+          <w:p>
+            <w:pPr>
+              <w:jc w:val="center"/>
+            </w:pPr>
+            <w:r>
+              <w:rPr>
+                <w:rFonts w:ascii="Calibri" w:hAnsi="Calibri"/>
+                <w:sz w:val="20"/>
+              </w:rPr>
+              <w:t>Persistence</w:t>
+            </w:r>
+          </w:p>
+        </w:tc>
+        <w:tc>
+          <w:tcPr>
+            <w:tcW w:type="dxa" w:w="1904"/>
+          </w:tcPr>
+          <w:p>
+            <w:pPr>
+              <w:jc w:val="center"/>
+            </w:pPr>
+            <w:r>
+              <w:rPr>
+                <w:rFonts w:ascii="Calibri" w:hAnsi="Calibri"/>
+                <w:sz w:val="20"/>
+              </w:rPr>
+              <w:t>0.963</w:t>
+            </w:r>
+          </w:p>
+        </w:tc>
+        <w:tc>
+          <w:tcPr>
+            <w:tcW w:type="dxa" w:w="1904"/>
+          </w:tcPr>
+          <w:p>
+            <w:pPr>
+              <w:jc w:val="center"/>
+            </w:pPr>
+            <w:r>
+              <w:rPr>
+                <w:rFonts w:ascii="Calibri" w:hAnsi="Calibri"/>
+                <w:sz w:val="20"/>
+              </w:rPr>
+              <w:t>0.873</w:t>
+            </w:r>
+          </w:p>
+        </w:tc>
+        <w:tc>
+          <w:tcPr>
+            <w:tcW w:type="dxa" w:w="1904"/>
+          </w:tcPr>
+          <w:p>
+            <w:pPr>
+              <w:jc w:val="center"/>
+            </w:pPr>
+            <w:r>
+              <w:rPr>
+                <w:rFonts w:ascii="Calibri" w:hAnsi="Calibri"/>
+                <w:sz w:val="20"/>
+              </w:rPr>
+              <w:t>0.901</w:t>
+            </w:r>
+          </w:p>
+        </w:tc>
+        <w:tc>
+          <w:tcPr>
+            <w:tcW w:type="dxa" w:w="1904"/>
+          </w:tcPr>
+          <w:p>
+            <w:pPr>
+              <w:jc w:val="center"/>
+            </w:pPr>
+            <w:r>
+              <w:rPr>
+                <w:rFonts w:ascii="Calibri" w:hAnsi="Calibri"/>
+                <w:sz w:val="20"/>
+              </w:rPr>
+              <w:t>Strong baseline</w:t>
+            </w:r>
+          </w:p>
+        </w:tc>
+      </w:tr>
+      <w:tr>
+        <w:tc>
+          <w:tcPr>
+            <w:tcW w:type="dxa" w:w="1904"/>
+          </w:tcPr>
+          <w:p>
+            <w:pPr>
+              <w:jc w:val="center"/>
+            </w:pPr>
+            <w:r>
+              <w:rPr>
+                <w:rFonts w:ascii="Calibri" w:hAnsi="Calibri"/>
+                <w:sz w:val="20"/>
+              </w:rPr>
+              <w:t>ARIMA</w:t>
+            </w:r>
+          </w:p>
+        </w:tc>
+        <w:tc>
+          <w:tcPr>
+            <w:tcW w:type="dxa" w:w="1904"/>
+          </w:tcPr>
+          <w:p>
+            <w:pPr>
+              <w:jc w:val="center"/>
+            </w:pPr>
+            <w:r>
+              <w:rPr>
+                <w:rFonts w:ascii="Calibri" w:hAnsi="Calibri"/>
+                <w:sz w:val="20"/>
+              </w:rPr>
+              <w:t>0.976</w:t>
+            </w:r>
+          </w:p>
+        </w:tc>
+        <w:tc>
+          <w:tcPr>
+            <w:tcW w:type="dxa" w:w="1904"/>
+          </w:tcPr>
+          <w:p>
+            <w:pPr>
+              <w:jc w:val="center"/>
+            </w:pPr>
+            <w:r>
+              <w:rPr>
+                <w:rFonts w:ascii="Calibri" w:hAnsi="Calibri"/>
+                <w:sz w:val="20"/>
+              </w:rPr>
+              <w:t>0.876</w:t>
+            </w:r>
+          </w:p>
+        </w:tc>
+        <w:tc>
+          <w:tcPr>
+            <w:tcW w:type="dxa" w:w="1904"/>
+          </w:tcPr>
+          <w:p>
+            <w:pPr>
+              <w:jc w:val="center"/>
+            </w:pPr>
+            <w:r>
+              <w:rPr>
+                <w:rFonts w:ascii="Calibri" w:hAnsi="Calibri"/>
+                <w:sz w:val="20"/>
+              </w:rPr>
+              <w:t>0.905</w:t>
+            </w:r>
+          </w:p>
+        </w:tc>
+        <w:tc>
+          <w:tcPr>
+            <w:tcW w:type="dxa" w:w="1904"/>
+          </w:tcPr>
+          <w:p>
+            <w:pPr>
+              <w:jc w:val="center"/>
+            </w:pPr>
+            <w:r>
+              <w:rPr>
+                <w:rFonts w:ascii="Calibri" w:hAnsi="Calibri"/>
+                <w:sz w:val="20"/>
+              </w:rPr>
+              <w:t>Best on every house</w:t>
+            </w:r>
+          </w:p>
+        </w:tc>
+      </w:tr>
+      <w:tr>
+        <w:tc>
+          <w:tcPr>
+            <w:tcW w:type="dxa" w:w="1904"/>
+          </w:tcPr>
+          <w:p>
+            <w:pPr>
+              <w:jc w:val="center"/>
+            </w:pPr>
+            <w:r>
+              <w:rPr>
+                <w:rFonts w:ascii="Calibri" w:hAnsi="Calibri"/>
+                <w:sz w:val="20"/>
+              </w:rPr>
+              <w:t>LSTM</w:t>
+            </w:r>
+          </w:p>
+        </w:tc>
+        <w:tc>
+          <w:tcPr>
+            <w:tcW w:type="dxa" w:w="1904"/>
+          </w:tcPr>
+          <w:p>
+            <w:pPr>
+              <w:jc w:val="center"/>
+            </w:pPr>
+            <w:r>
+              <w:rPr>
+                <w:rFonts w:ascii="Calibri" w:hAnsi="Calibri"/>
+                <w:sz w:val="20"/>
+              </w:rPr>
+              <w:t>0.859</w:t>
+            </w:r>
+          </w:p>
+        </w:tc>
+        <w:tc>
+          <w:tcPr>
+            <w:tcW w:type="dxa" w:w="1904"/>
+          </w:tcPr>
+          <w:p>
+            <w:pPr>
+              <w:jc w:val="center"/>
+            </w:pPr>
+            <w:r>
+              <w:rPr>
+                <w:rFonts w:ascii="Calibri" w:hAnsi="Calibri"/>
+                <w:sz w:val="20"/>
+              </w:rPr>
+              <w:t>0.748</w:t>
+            </w:r>
+          </w:p>
+        </w:tc>
+        <w:tc>
+          <w:tcPr>
+            <w:tcW w:type="dxa" w:w="1904"/>
+          </w:tcPr>
+          <w:p>
+            <w:pPr>
+              <w:jc w:val="center"/>
+            </w:pPr>
+            <w:r>
+              <w:rPr>
+                <w:rFonts w:ascii="Calibri" w:hAnsi="Calibri"/>
+                <w:sz w:val="20"/>
+              </w:rPr>
+              <w:t>0.647</w:t>
+            </w:r>
+          </w:p>
+        </w:tc>
+        <w:tc>
+          <w:tcPr>
+            <w:tcW w:type="dxa" w:w="1904"/>
+          </w:tcPr>
+          <w:p>
+            <w:pPr>
+              <w:jc w:val="center"/>
+            </w:pPr>
+            <w:r>
+              <w:rPr>
+                <w:rFonts w:ascii="Calibri" w:hAnsi="Calibri"/>
+                <w:sz w:val="20"/>
+              </w:rPr>
+              <w:t>Below persistence on every house</w:t>
+            </w:r>
+          </w:p>
+        </w:tc>
+      </w:tr>
+      <w:tr>
+        <w:tc>
+          <w:tcPr>
+            <w:tcW w:type="dxa" w:w="1904"/>
+          </w:tcPr>
+          <w:p>
+            <w:pPr>
+              <w:jc w:val="center"/>
+            </w:pPr>
+            <w:r>
+              <w:rPr>
+                <w:rFonts w:ascii="Calibri" w:hAnsi="Calibri"/>
+                <w:sz w:val="20"/>
+              </w:rPr>
+              <w:t>FB-Prophet</w:t>
+            </w:r>
+          </w:p>
+        </w:tc>
+        <w:tc>
+          <w:tcPr>
+            <w:tcW w:type="dxa" w:w="1904"/>
+          </w:tcPr>
+          <w:p>
+            <w:pPr>
+              <w:jc w:val="center"/>
+            </w:pPr>
+            <w:r>
+              <w:rPr>
+                <w:rFonts w:ascii="Calibri" w:hAnsi="Calibri"/>
+                <w:sz w:val="20"/>
+              </w:rPr>
+              <w:t>-2.315</w:t>
+            </w:r>
+          </w:p>
+        </w:tc>
+        <w:tc>
+          <w:tcPr>
+            <w:tcW w:type="dxa" w:w="1904"/>
+          </w:tcPr>
+          <w:p>
+            <w:pPr>
+              <w:jc w:val="center"/>
+            </w:pPr>
+            <w:r>
+              <w:rPr>
+                <w:rFonts w:ascii="Calibri" w:hAnsi="Calibri"/>
+                <w:sz w:val="20"/>
+              </w:rPr>
+              <w:t>0.015</w:t>
+            </w:r>
+          </w:p>
+        </w:tc>
+        <w:tc>
+          <w:tcPr>
+            <w:tcW w:type="dxa" w:w="1904"/>
+          </w:tcPr>
+          <w:p>
+            <w:pPr>
+              <w:jc w:val="center"/>
+            </w:pPr>
+            <w:r>
+              <w:rPr>
+                <w:rFonts w:ascii="Calibri" w:hAnsi="Calibri"/>
+                <w:sz w:val="20"/>
+              </w:rPr>
+              <w:t>-1.186</w:t>
+            </w:r>
+          </w:p>
+        </w:tc>
+        <w:tc>
+          <w:tcPr>
+            <w:tcW w:type="dxa" w:w="1904"/>
+          </w:tcPr>
+          <w:p>
+            <w:pPr>
+              <w:jc w:val="center"/>
+            </w:pPr>
+            <w:r>
+              <w:rPr>
+                <w:rFonts w:ascii="Calibri" w:hAnsi="Calibri"/>
+                <w:sz w:val="20"/>
+              </w:rPr>
+              <w:t>Often negative R2</w:t>
+            </w:r>
+          </w:p>
+        </w:tc>
+      </w:tr>
+    </w:tbl>
+    <w:p/>
+    <w:p>
+      <w:pPr>
+        <w:spacing w:after="60"/>
+        <w:jc w:val="center"/>
+      </w:pPr>
+      <w:r>
+        <w:drawing>
+          <wp:inline xmlns:a="http://schemas.openxmlformats.org/drawingml/2006/main" xmlns:pic="http://schemas.openxmlformats.org/drawingml/2006/picture">
+            <wp:extent cx="5760720" cy="2365029"/>
+            <wp:docPr id="12" name="Picture 12"/>
+            <wp:cNvGraphicFramePr>
+              <a:graphicFrameLocks noChangeAspect="1"/>
+            </wp:cNvGraphicFramePr>
+            <a:graphic>
+              <a:graphicData uri="http://schemas.openxmlformats.org/drawingml/2006/picture">
+                <pic:pic>
+                  <pic:nvPicPr>
+                    <pic:cNvPr id="0" name="cross_house_comparison.png"/>
+                    <pic:cNvPicPr/>
+                  </pic:nvPicPr>
+                  <pic:blipFill>
+                    <a:blip r:embed="rId20"/>
+                    <a:stretch>
+                      <a:fillRect/>
+                    </a:stretch>
+                  </pic:blipFill>
+                  <pic:spPr>
+                    <a:xfrm>
+                      <a:off x="0" y="0"/>
+                      <a:ext cx="5760720" cy="2365029"/>
+                    </a:xfrm>
+                    <a:prstGeom prst="rect"/>
+                  </pic:spPr>
+                </pic:pic>
+              </a:graphicData>
+            </a:graphic>
+          </wp:inline>
+        </w:drawing>
+      </w:r>
+    </w:p>
+    <w:p>
+      <w:pPr>
+        <w:spacing w:after="200"/>
+        <w:jc w:val="center"/>
+      </w:pPr>
+      <w:r>
+        <w:rPr>
+          <w:rFonts w:ascii="Calibri" w:hAnsi="Calibri"/>
+          <w:b/>
+          <w:sz w:val="18"/>
+        </w:rPr>
+        <w:t>Figure 12. Cross-house R2 by model. The ARIMA versus Persistence gap stays small on all three houses, LSTM is consistently below Persistence, and Prophet produces negative R2 on House 1 and House 5.</w:t>
+      </w:r>
+    </w:p>
+    <w:p>
+      <w:pPr>
+        <w:jc w:val="both"/>
+      </w:pPr>
+      <w:r>
+        <w:rPr>
+          <w:rFonts w:ascii="Calibri" w:hAnsi="Calibri"/>
+          <w:sz w:val="22"/>
+        </w:rPr>
+        <w:t>Two findings carry forward. First, the ARIMA-Persistence gap is small on every house, so the House 2 result is not unusual. Second, Prophet's R2 is negative on two of the three houses, indicating that it predicts worse than the unconditional mean. This is a stronger statement than the House 2 result alone suggested.</w:t>
+      </w:r>
+    </w:p>
+    <w:p>
+      <w:pPr>
+        <w:pStyle w:val="Heading2"/>
+      </w:pPr>
+      <w:r>
+        <w:rPr>
+          <w:rFonts w:ascii="Calibri" w:hAnsi="Calibri"/>
+          <w:color w:val="003366"/>
+        </w:rPr>
+        <w:t>5.7 Practical Interpretation of the Errors</w:t>
+      </w:r>
+    </w:p>
+    <w:p>
+      <w:pPr>
+        <w:jc w:val="both"/>
+      </w:pPr>
+      <w:r>
+        <w:rPr>
+          <w:rFonts w:ascii="Calibri" w:hAnsi="Calibri"/>
+          <w:sz w:val="22"/>
+        </w:rPr>
+        <w:t>RMSE values are easier to understand once expressed in domain units. For House 2, the mean test consumption is 434.8 W, so ARIMA's RMSE of 48.7 W is roughly 11.2 percent of the typical daily level. Translated to energy, an average-power error of 48.7 W sustained over 24 hours equals about 1.17 kWh per day. At the UK 2025 domestic electricity unit price of roughly 0.27 GBP per kWh, this is an expected billing error of about 0.32 GBP per day, or about 10 GBP per month for the single household. In an aggregator setting that prices day-ahead imbalance at, say, 0.10 GBP per kWh, the cost falls to about 0.12 GBP per day. These are small absolute numbers per household, but they scale linearly with portfolio size.</w:t>
+      </w:r>
+    </w:p>
+    <w:p>
+      <w:r>
+        <w:br w:type="page"/>
+      </w:r>
+    </w:p>
+    <w:p>
+      <w:pPr>
         <w:pStyle w:val="Heading1"/>
       </w:pPr>
       <w:r>
@@ -1686,7 +2941,7 @@
           <w:rFonts w:ascii="Calibri" w:hAnsi="Calibri"/>
           <w:color w:val="003366"/>
         </w:rPr>
-        <w:t>6.1 Why ARIMA Wins</w:t>
+        <w:t>6.1 The Persistence Result, and What It Tells Us</w:t>
       </w:r>
     </w:p>
     <w:p>
@@ -1698,7 +2953,19 @@
           <w:rFonts w:ascii="Calibri" w:hAnsi="Calibri"/>
           <w:sz w:val="22"/>
         </w:rPr>
-        <w:t>ARIMA's strong showing is driven by two factors. The first is data character: residential energy at the daily level has strong autocorrelation at lag 1, so the previous day is by far the most informative single feature for the current day. ARIMA(2, 1, 2) makes direct use of this through its autoregressive and moving average terms. The second is the forecasting protocol: every step is informed by the latest actual value, which keeps ARIMA's predictions anchored even if its underlying parameters drift slightly over the test window.</w:t>
+        <w:t>The most important finding of this study is not that ARIMA beats the other models, but that ARIMA barely beats persistence and the gap is not statistically significant. Persistence predicts that tomorrow equals today: a one-line rule with zero learned parameters. On House 2 it reaches R2 = 0.873, only 0.003 below ARIMA's 0.876. The Diebold-Mariano test (p = 0.665) confirms that the two models have indistinguishable squared-error losses. The cross-house results paint the same picture: ARIMA's R2 edge over Persistence is 0.013 on House 1 and 0.004 on House 5.</w:t>
+      </w:r>
+    </w:p>
+    <w:p>
+      <w:pPr>
+        <w:jc w:val="both"/>
+      </w:pPr>
+      <w:r>
+        <w:rPr>
+          <w:rFonts w:ascii="Calibri" w:hAnsi="Calibri"/>
+          <w:sz w:val="22"/>
+        </w:rPr>
+        <w:t>The mechanical reason is the strong lag-1 autocorrelation of 7-day-smoothed daily consumption. Yesterday is an excellent predictor of today, and any model that uses yesterday directly will perform almost identically. ARIMA(2, 1, 2) adds two more lags and two moving-average terms, but the extra information is small compared to lag-1. The practical implication is clear: at this granularity and on this signal, do not deploy heavy machinery when a one-line rule already captures the predictable structure.</w:t>
       </w:r>
     </w:p>
     <w:p>
@@ -1710,7 +2977,7 @@
           <w:rFonts w:ascii="Calibri" w:hAnsi="Calibri"/>
           <w:color w:val="003366"/>
         </w:rPr>
-        <w:t>6.2 Why LSTM Underperforms</w:t>
+        <w:t>6.2 Why LSTM Underperforms the Trivial Baseline</w:t>
       </w:r>
     </w:p>
     <w:p>
@@ -1722,7 +2989,7 @@
           <w:rFonts w:ascii="Calibri" w:hAnsi="Calibri"/>
           <w:sz w:val="22"/>
         </w:rPr>
-        <w:t>LSTM's modest score is not a verdict on deep learning, it is a comment on the data scale. The training set contains 490 daily observations, which means only 476 input sequences after the 14-day lookback. Deep learning architectures with around 129,000 parameters typically need orders of magnitude more samples to reach their full potential. The training and validation curves in Figure 8 confirm that the model has converged but has not generalised well. Recent work (Gasparin and others, 2024) reports a similar pattern: below six months of training data, simple baselines beat deep models, and only with nine or more months do the deep architectures start to pull ahead.</w:t>
+        <w:t>LSTM not only loses to ARIMA, it loses significantly to Persistence (p &lt; 0.001 on House 2, and a similar pattern on the other two houses). This is the more damning result: a 128,929-parameter neural network is worse than predicting that tomorrow equals today. The training set contains 490 daily observations, which gives only 476 input sequences after the 14-day lookback. With this little data, the network has too much capacity, learns smooth average behaviour, and oversmooths the day-to-day movements that Persistence captures exactly by construction. Recent work (Gasparin and others, 2024) reports a similar pattern: below six months of training data, simple baselines beat deep models. Our data is longer but the smoothed daily signal apparently still falls in the regime where deep learning is a net negative.</w:t>
       </w:r>
     </w:p>
     <w:p>
@@ -1746,19 +3013,7 @@
           <w:rFonts w:ascii="Calibri" w:hAnsi="Calibri"/>
           <w:sz w:val="22"/>
         </w:rPr>
-        <w:t>Prophet's near-zero R2 deserves careful interpretation. Two factors are at play. First, Prophet produces a single multi-step forecast for the entire 122-day horizon, with no access to test actuals, which puts it at a structural disadvantage against the rolling ARIMA and LSTM setups. Second, Prophet's strength lies in capturing slow seasonal trends and calendar effects, both of which are present but neither is the dominant driver of House 2 daily consumption. The residual day-to-day variation, which represents most of the test-set variance, is precisely the component Prophet does not try to model.</w:t>
-      </w:r>
-    </w:p>
-    <w:p>
-      <w:pPr>
-        <w:jc w:val="both"/>
-      </w:pPr>
-      <w:r>
-        <w:rPr>
-          <w:rFonts w:ascii="Calibri" w:hAnsi="Calibri"/>
-          <w:sz w:val="22"/>
-        </w:rPr>
-        <w:t>The takeaway is not that Prophet is a weak model, but that the comparison rules favour models that can use teacher forcing. A fair comparison on this dataset would also run Prophet in a rolling refit mode, which we leave for future work because it requires roughly two orders of magnitude more compute.</w:t>
+        <w:t>Prophet's near-zero R2 on House 2 was not encouraging. Cross-house validation makes the picture worse: R2 = -2.315 on House 1 and -1.186 on House 5, meaning Prophet predicts considerably worse than the unconditional training mean. Two factors are at play. First, Prophet produces a single multi-step forecast for the entire test horizon with no access to test actuals, which puts it at a structural disadvantage against the rolling Persistence, ARIMA, and LSTM setups. Second, Prophet's strength lies in capturing slow seasonal trends and calendar effects; on smoothed daily residential data the dominant signal is the previous day, which Prophet's decomposition does not target. A fair comparison would also run Prophet in a rolling refit mode, but the structural mismatch with the data character would remain.</w:t>
       </w:r>
     </w:p>
     <w:p>
@@ -1794,7 +3049,7 @@
           <w:rFonts w:ascii="Calibri" w:hAnsi="Calibri"/>
           <w:sz w:val="22"/>
         </w:rPr>
-        <w:t>Single household. House 2 may not be representative of the other 19 REFIT homes, and the rankings could shift on a different occupancy or appliance mix.</w:t>
+        <w:t>Three households, not twenty. Cross-house validation strengthens the original single-house finding but does not yet test on all 17 remaining REFIT homes.</w:t>
       </w:r>
     </w:p>
     <w:p>
@@ -1806,7 +3061,7 @@
           <w:rFonts w:ascii="Calibri" w:hAnsi="Calibri"/>
           <w:sz w:val="22"/>
         </w:rPr>
-        <w:t>Univariate setup. None of the models receive weather, calendar, or appliance-level exogenous data. Adding these would likely close the gap, particularly for LSTM.</w:t>
+        <w:t>Univariate setup. None of the models receive weather, calendar, or appliance-level exogenous data. Adding these could shift the picture, particularly for LSTM, which is designed to absorb richer inputs.</w:t>
       </w:r>
     </w:p>
     <w:p>
@@ -1818,7 +3073,7 @@
           <w:rFonts w:ascii="Calibri" w:hAnsi="Calibri"/>
           <w:sz w:val="22"/>
         </w:rPr>
-        <w:t>Heavy smoothing. The 7-day rolling mean removes much of the high-frequency content. An operational forecaster who needs daily ramping information would have to revisit this choice.</w:t>
+        <w:t>Heavy smoothing. The 7-day rolling mean removes much of the high-frequency content. An operational forecaster who needs daily ramping information would have to revisit this choice, and the persistence advantage may shrink at finer time scales.</w:t>
       </w:r>
     </w:p>
     <w:p>
@@ -1866,7 +3121,19 @@
           <w:rFonts w:ascii="Calibri" w:hAnsi="Calibri"/>
           <w:sz w:val="22"/>
         </w:rPr>
-        <w:t>We built a reproducible pipeline that forecasts the daily mean power consumption of a single UK household using three time series methods. Under a rolling one-step-ahead protocol and a fixed random seed, ARIMA(2, 1, 2) reached R2 = 0.876 on 122 unseen days, outperforming a three-layer LSTM (R2 = 0.193) and FB-Prophet (R2 = 0.015). The lessons we carry forward are that the forecasting protocol can dominate model choice for short series, that residential daily energy has strong lag-one autocorrelation that classical models exploit naturally, and that deep architectures require substantially more data than was available here.</w:t>
+        <w:t>We built a reproducible pipeline that forecasts the daily mean power consumption of three UK households using four methods, including a persistence baseline. Under a rolling one-step-ahead protocol and a fixed random seed, ARIMA(2, 1, 2) was the best model on every house, but its margin over a one-line persistence rule was not statistically significant (Diebold-Mariano p = 0.665 on House 2 and similarly small differences on Houses 1 and 5). LSTM and FB-Prophet both lost significantly to persistence in all three settings, with Prophet producing negative R2 on two of the three houses. The lesson we carry forward is that residential daily energy at this granularity is dominated by lag-1 autocorrelation, and that adding model capacity over a trivial baseline produces no measurable gain (ARIMA) or actively hurts (LSTM, Prophet).</w:t>
+      </w:r>
+    </w:p>
+    <w:p>
+      <w:pPr>
+        <w:jc w:val="both"/>
+      </w:pPr>
+      <w:r>
+        <w:rPr>
+          <w:rFonts w:ascii="Calibri" w:hAnsi="Calibri"/>
+          <w:sz w:val="22"/>
+        </w:rPr>
+        <w:t>The methodological lesson is just as important: reporting only complex models against each other can hide the fact that the entire model class is unnecessary. A persistence baseline and a Diebold-Mariano significance test together turn what looked like a clean ARIMA win into a more honest 'the data is too predictable for the models to matter' result.</w:t>
       </w:r>
     </w:p>
     <w:p>
@@ -1890,7 +3157,7 @@
           <w:rFonts w:ascii="Calibri" w:hAnsi="Calibri"/>
           <w:sz w:val="22"/>
         </w:rPr>
-        <w:t>Extending the rolling protocol to Prophet for a fair multi-model comparison.</w:t>
+        <w:t>Repeating the analysis on a higher-frequency target (hourly or 15-minute) where lag-1 autocorrelation is weaker and the deep models may genuinely add value.</w:t>
       </w:r>
     </w:p>
     <w:p>
@@ -1902,7 +3169,7 @@
           <w:rFonts w:ascii="Calibri" w:hAnsi="Calibri"/>
           <w:sz w:val="22"/>
         </w:rPr>
-        <w:t>Adding weather (temperature, irradiance) and calendar features through SARIMAX and multivariate LSTM.</w:t>
+        <w:t>Adding weather (temperature, irradiance) and calendar features through SARIMAX and multivariate LSTM, which give the heavier models information persistence cannot use.</w:t>
       </w:r>
     </w:p>
     <w:p>
@@ -1914,7 +3181,7 @@
           <w:rFonts w:ascii="Calibri" w:hAnsi="Calibri"/>
           <w:sz w:val="22"/>
         </w:rPr>
-        <w:t>Cross-household transfer learning across all 20 REFIT homes to amortise the deep learning training cost.</w:t>
+        <w:t>Extending the cross-house comparison from three to all 20 REFIT homes, and exploring cross-household transfer learning.</w:t>
       </w:r>
     </w:p>
     <w:p>

--- a/EBT629E_Final_Project_Report.docx
+++ b/EBT629E_Final_Project_Report.docx
@@ -466,7 +466,7 @@
       <w:r>
         <w:drawing>
           <wp:inline xmlns:a="http://schemas.openxmlformats.org/drawingml/2006/main" xmlns:pic="http://schemas.openxmlformats.org/drawingml/2006/picture">
-            <wp:extent cx="5760720" cy="3276841"/>
+            <wp:extent cx="5760720" cy="3346320"/>
             <wp:docPr id="2" name="Picture 2"/>
             <wp:cNvGraphicFramePr>
               <a:graphicFrameLocks noChangeAspect="1"/>
@@ -487,7 +487,7 @@
                   <pic:spPr>
                     <a:xfrm>
                       <a:off x="0" y="0"/>
-                      <a:ext cx="5760720" cy="3276841"/>
+                      <a:ext cx="5760720" cy="3346320"/>
                     </a:xfrm>
                     <a:prstGeom prst="rect"/>
                   </pic:spPr>
@@ -624,7 +624,7 @@
       <w:r>
         <w:drawing>
           <wp:inline xmlns:a="http://schemas.openxmlformats.org/drawingml/2006/main" xmlns:pic="http://schemas.openxmlformats.org/drawingml/2006/picture">
-            <wp:extent cx="5029200" cy="4016587"/>
+            <wp:extent cx="5029200" cy="4055911"/>
             <wp:docPr id="3" name="Picture 3"/>
             <wp:cNvGraphicFramePr>
               <a:graphicFrameLocks noChangeAspect="1"/>
@@ -645,7 +645,7 @@
                   <pic:spPr>
                     <a:xfrm>
                       <a:off x="0" y="0"/>
-                      <a:ext cx="5029200" cy="4016587"/>
+                      <a:ext cx="5029200" cy="4055911"/>
                     </a:xfrm>
                     <a:prstGeom prst="rect"/>
                   </pic:spPr>
@@ -722,7 +722,7 @@
       <w:r>
         <w:drawing>
           <wp:inline xmlns:a="http://schemas.openxmlformats.org/drawingml/2006/main" xmlns:pic="http://schemas.openxmlformats.org/drawingml/2006/picture">
-            <wp:extent cx="5760720" cy="3343477"/>
+            <wp:extent cx="5760720" cy="3422086"/>
             <wp:docPr id="4" name="Picture 4"/>
             <wp:cNvGraphicFramePr>
               <a:graphicFrameLocks noChangeAspect="1"/>
@@ -743,7 +743,7 @@
                   <pic:spPr>
                     <a:xfrm>
                       <a:off x="0" y="0"/>
-                      <a:ext cx="5760720" cy="3343477"/>
+                      <a:ext cx="5760720" cy="3422086"/>
                     </a:xfrm>
                     <a:prstGeom prst="rect"/>
                   </pic:spPr>
@@ -877,7 +877,7 @@
       <w:r>
         <w:drawing>
           <wp:inline xmlns:a="http://schemas.openxmlformats.org/drawingml/2006/main" xmlns:pic="http://schemas.openxmlformats.org/drawingml/2006/picture">
-            <wp:extent cx="5669280" cy="3504343"/>
+            <wp:extent cx="5669280" cy="3557514"/>
             <wp:docPr id="5" name="Picture 5"/>
             <wp:cNvGraphicFramePr>
               <a:graphicFrameLocks noChangeAspect="1"/>
@@ -898,7 +898,7 @@
                   <pic:spPr>
                     <a:xfrm>
                       <a:off x="0" y="0"/>
-                      <a:ext cx="5669280" cy="3504343"/>
+                      <a:ext cx="5669280" cy="3557514"/>
                     </a:xfrm>
                     <a:prstGeom prst="rect"/>
                   </pic:spPr>
@@ -1449,7 +1449,7 @@
       <w:r>
         <w:drawing>
           <wp:inline xmlns:a="http://schemas.openxmlformats.org/drawingml/2006/main" xmlns:pic="http://schemas.openxmlformats.org/drawingml/2006/picture">
-            <wp:extent cx="5760720" cy="1588868"/>
+            <wp:extent cx="5760720" cy="1680123"/>
             <wp:docPr id="6" name="Picture 6"/>
             <wp:cNvGraphicFramePr>
               <a:graphicFrameLocks noChangeAspect="1"/>
@@ -1470,7 +1470,7 @@
                   <pic:spPr>
                     <a:xfrm>
                       <a:off x="0" y="0"/>
-                      <a:ext cx="5760720" cy="1588868"/>
+                      <a:ext cx="5760720" cy="1680123"/>
                     </a:xfrm>
                     <a:prstGeom prst="rect"/>
                   </pic:spPr>
@@ -1749,7 +1749,7 @@
       <w:r>
         <w:drawing>
           <wp:inline xmlns:a="http://schemas.openxmlformats.org/drawingml/2006/main" xmlns:pic="http://schemas.openxmlformats.org/drawingml/2006/picture">
-            <wp:extent cx="5760720" cy="2900021"/>
+            <wp:extent cx="5760720" cy="2994434"/>
             <wp:docPr id="10" name="Picture 10"/>
             <wp:cNvGraphicFramePr>
               <a:graphicFrameLocks noChangeAspect="1"/>
@@ -1770,7 +1770,7 @@
                   <pic:spPr>
                     <a:xfrm>
                       <a:off x="0" y="0"/>
-                      <a:ext cx="5760720" cy="2900021"/>
+                      <a:ext cx="5760720" cy="2994434"/>
                     </a:xfrm>
                     <a:prstGeom prst="rect"/>
                   </pic:spPr>
@@ -2285,7 +2285,7 @@
       <w:r>
         <w:drawing>
           <wp:inline xmlns:a="http://schemas.openxmlformats.org/drawingml/2006/main" xmlns:pic="http://schemas.openxmlformats.org/drawingml/2006/picture">
-            <wp:extent cx="5486400" cy="2466024"/>
+            <wp:extent cx="5486400" cy="2573067"/>
             <wp:docPr id="11" name="Picture 11"/>
             <wp:cNvGraphicFramePr>
               <a:graphicFrameLocks noChangeAspect="1"/>
@@ -2306,7 +2306,7 @@
                   <pic:spPr>
                     <a:xfrm>
                       <a:off x="0" y="0"/>
-                      <a:ext cx="5486400" cy="2466024"/>
+                      <a:ext cx="5486400" cy="2573067"/>
                     </a:xfrm>
                     <a:prstGeom prst="rect"/>
                   </pic:spPr>
